--- a/наименование переменных.docx
+++ b/наименование переменных.docx
@@ -1,6 +1,6 @@
 
 <file path=word/document.xml><?xml version="1.0" encoding="utf-8"?>
-<w:document xmlns:wpc="http://schemas.microsoft.com/office/word/2010/wordprocessingCanvas" xmlns:cx="http://schemas.microsoft.com/office/drawing/2014/chartex" xmlns:cx1="http://schemas.microsoft.com/office/drawing/2015/9/8/chartex" xmlns:cx2="http://schemas.microsoft.com/office/drawing/2015/10/21/chartex" xmlns:cx3="http://schemas.microsoft.com/office/drawing/2016/5/9/chartex" xmlns:cx4="http://schemas.microsoft.com/office/drawing/2016/5/10/chartex" xmlns:cx5="http://schemas.microsoft.com/office/drawing/2016/5/11/chartex" xmlns:cx6="http://schemas.microsoft.com/office/drawing/2016/5/12/chartex" xmlns:cx7="http://schemas.microsoft.com/office/drawing/2016/5/13/chartex" xmlns:cx8="http://schemas.microsoft.com/office/drawing/2016/5/14/chartex" xmlns:mc="http://schemas.openxmlformats.org/markup-compatibility/2006" xmlns:aink="http://schemas.microsoft.com/office/drawing/2016/ink" xmlns:am3d="http://schemas.microsoft.com/office/drawing/2017/model3d" xmlns:o="urn:schemas-microsoft-com:office:office" xmlns:oel="http://schemas.microsoft.com/office/2019/extlst" xmlns:r="http://schemas.openxmlformats.org/officeDocument/2006/relationships" xmlns:m="http://schemas.openxmlformats.org/officeDocument/2006/math" xmlns:v="urn:schemas-microsoft-com:vml" xmlns:wp14="http://schemas.microsoft.com/office/word/2010/wordprocessingDrawing" xmlns:wp="http://schemas.openxmlformats.org/drawingml/2006/wordprocessingDrawing" xmlns:w10="urn:schemas-microsoft-com:office:word" xmlns:w="http://schemas.openxmlformats.org/wordprocessingml/2006/main" xmlns:w14="http://schemas.microsoft.com/office/word/2010/wordml" xmlns:w15="http://schemas.microsoft.com/office/word/2012/wordml" xmlns:w16cex="http://schemas.microsoft.com/office/word/2018/wordml/cex" xmlns:w16cid="http://schemas.microsoft.com/office/word/2016/wordml/cid" xmlns:w16="http://schemas.microsoft.com/office/word/2018/wordml" xmlns:w16du="http://schemas.microsoft.com/office/word/2023/wordml/word16du" xmlns:w16sdtdh="http://schemas.microsoft.com/office/word/2020/wordml/sdtdatahash" xmlns:w16sdtfl="http://schemas.microsoft.com/office/word/2024/wordml/sdtformatlock" xmlns:w16se="http://schemas.microsoft.com/office/word/2015/wordml/symex" xmlns:wpg="http://schemas.microsoft.com/office/word/2010/wordprocessingGroup" xmlns:wpi="http://schemas.microsoft.com/office/word/2010/wordprocessingInk" xmlns:wne="http://schemas.microsoft.com/office/word/2006/wordml" xmlns:wps="http://schemas.microsoft.com/office/word/2010/wordprocessingShape" mc:Ignorable="w14 w15 w16se w16cid w16 w16cex w16sdtdh w16sdtfl w16du wp14">
+<w:document xmlns:wpc="http://schemas.microsoft.com/office/word/2010/wordprocessingCanvas" xmlns:cx="http://schemas.microsoft.com/office/drawing/2014/chartex" xmlns:cx1="http://schemas.microsoft.com/office/drawing/2015/9/8/chartex" xmlns:cx2="http://schemas.microsoft.com/office/drawing/2015/10/21/chartex" xmlns:cx3="http://schemas.microsoft.com/office/drawing/2016/5/9/chartex" xmlns:cx4="http://schemas.microsoft.com/office/drawing/2016/5/10/chartex" xmlns:cx5="http://schemas.microsoft.com/office/drawing/2016/5/11/chartex" xmlns:cx6="http://schemas.microsoft.com/office/drawing/2016/5/12/chartex" xmlns:cx7="http://schemas.microsoft.com/office/drawing/2016/5/13/chartex" xmlns:cx8="http://schemas.microsoft.com/office/drawing/2016/5/14/chartex" xmlns:mc="http://schemas.openxmlformats.org/markup-compatibility/2006" xmlns:aink="http://schemas.microsoft.com/office/drawing/2016/ink" xmlns:am3d="http://schemas.microsoft.com/office/drawing/2017/model3d" xmlns:o="urn:schemas-microsoft-com:office:office" xmlns:r="http://schemas.openxmlformats.org/officeDocument/2006/relationships" xmlns:m="http://schemas.openxmlformats.org/officeDocument/2006/math" xmlns:v="urn:schemas-microsoft-com:vml" xmlns:wp14="http://schemas.microsoft.com/office/word/2010/wordprocessingDrawing" xmlns:wp="http://schemas.openxmlformats.org/drawingml/2006/wordprocessingDrawing" xmlns:w10="urn:schemas-microsoft-com:office:word" xmlns:w="http://schemas.openxmlformats.org/wordprocessingml/2006/main" xmlns:w14="http://schemas.microsoft.com/office/word/2010/wordml" xmlns:w15="http://schemas.microsoft.com/office/word/2012/wordml" xmlns:w16cex="http://schemas.microsoft.com/office/word/2018/wordml/cex" xmlns:w16cid="http://schemas.microsoft.com/office/word/2016/wordml/cid" xmlns:w16="http://schemas.microsoft.com/office/word/2018/wordml" xmlns:w16se="http://schemas.microsoft.com/office/word/2015/wordml/symex" xmlns:wpg="http://schemas.microsoft.com/office/word/2010/wordprocessingGroup" xmlns:wpi="http://schemas.microsoft.com/office/word/2010/wordprocessingInk" xmlns:wne="http://schemas.microsoft.com/office/word/2006/wordml" xmlns:wps="http://schemas.microsoft.com/office/word/2010/wordprocessingShape" mc:Ignorable="w14 w15 w16se w16cid w16 w16cex wp14">
   <w:body>
     <w:p>
       <w:pPr>
@@ -44,13 +44,27 @@
         <w:t>1</w:t>
       </w:r>
       <w:r>
-        <w:t xml:space="preserve"> = </w:t>
-      </w:r>
-      <w:r>
-        <w:rPr>
-          <w:b/>
-        </w:rPr>
-        <w:t>Ширина коридора для всех зданий</w:t>
+        <w:t xml:space="preserve"> </w:t>
+      </w:r>
+      <w:proofErr w:type="gramStart"/>
+      <w:r>
+        <w:t xml:space="preserve">= </w:t>
+      </w:r>
+      <w:r>
+        <w:t xml:space="preserve"> </w:t>
+      </w:r>
+      <w:r>
+        <w:rPr>
+          <w:b/>
+        </w:rPr>
+        <w:t>Атриум</w:t>
+      </w:r>
+      <w:proofErr w:type="gramEnd"/>
+      <w:r>
+        <w:rPr>
+          <w:b/>
+        </w:rPr>
+        <w:t xml:space="preserve"> и/или пассаж</w:t>
       </w:r>
     </w:p>
     <w:p>
@@ -62,6 +76,7 @@
         </w:numPr>
         <w:rPr>
           <w:b/>
+          <w:bCs/>
         </w:rPr>
       </w:pPr>
       <w:r>
@@ -95,16 +110,29 @@
         <w:t>2</w:t>
       </w:r>
       <w:r>
-        <w:t xml:space="preserve"> = </w:t>
-      </w:r>
-      <w:r>
         <w:t xml:space="preserve"> </w:t>
       </w:r>
-      <w:r>
-        <w:rPr>
-          <w:b/>
-        </w:rPr>
-        <w:t>Ф1.1 Ширина коридора</w:t>
+      <w:proofErr w:type="gramStart"/>
+      <w:r>
+        <w:t xml:space="preserve">= </w:t>
+      </w:r>
+      <w:r>
+        <w:t xml:space="preserve"> </w:t>
+      </w:r>
+      <w:r>
+        <w:rPr>
+          <w:b/>
+          <w:bCs/>
+        </w:rPr>
+        <w:t>Общественные</w:t>
+      </w:r>
+      <w:proofErr w:type="gramEnd"/>
+      <w:r>
+        <w:rPr>
+          <w:b/>
+          <w:bCs/>
+        </w:rPr>
+        <w:t xml:space="preserve"> Помещения более 50м2/ меньше 200 м.кв</w:t>
       </w:r>
     </w:p>
     <w:p>
@@ -116,6 +144,7 @@
         </w:numPr>
         <w:rPr>
           <w:b/>
+          <w:bCs/>
         </w:rPr>
       </w:pPr>
       <w:r>
@@ -149,16 +178,30 @@
         <w:t>3</w:t>
       </w:r>
       <w:r>
-        <w:t xml:space="preserve"> = </w:t>
-      </w:r>
-      <w:bookmarkStart w:id="0" w:name="_Hlk198043078"/>
-      <w:r>
-        <w:rPr>
-          <w:b/>
-        </w:rPr>
-        <w:t>Ф2.1 Залы ширина проходов</w:t>
-      </w:r>
-      <w:bookmarkEnd w:id="0"/>
+        <w:t xml:space="preserve"> </w:t>
+      </w:r>
+      <w:proofErr w:type="gramStart"/>
+      <w:r>
+        <w:t xml:space="preserve">= </w:t>
+      </w:r>
+      <w:r>
+        <w:t xml:space="preserve"> </w:t>
+      </w:r>
+      <w:r>
+        <w:rPr>
+          <w:b/>
+          <w:bCs/>
+        </w:rPr>
+        <w:t>Общественные</w:t>
+      </w:r>
+      <w:proofErr w:type="gramEnd"/>
+      <w:r>
+        <w:rPr>
+          <w:b/>
+          <w:bCs/>
+        </w:rPr>
+        <w:t xml:space="preserve"> Помещения более 50м2/ больше 200м.кв</w:t>
+      </w:r>
     </w:p>
     <w:p>
       <w:pPr>
@@ -169,6 +212,7 @@
         </w:numPr>
         <w:rPr>
           <w:b/>
+          <w:bCs/>
         </w:rPr>
       </w:pPr>
       <w:r>
@@ -214,13 +258,29 @@
         <w:t>4</w:t>
       </w:r>
       <w:r>
-        <w:t xml:space="preserve"> = </w:t>
-      </w:r>
-      <w:r>
-        <w:rPr>
-          <w:b/>
-        </w:rPr>
-        <w:t>Ф2.1 Залы ширина эвакуационных люков трибун</w:t>
+        <w:t xml:space="preserve"> </w:t>
+      </w:r>
+      <w:proofErr w:type="gramStart"/>
+      <w:r>
+        <w:t xml:space="preserve">= </w:t>
+      </w:r>
+      <w:r>
+        <w:t xml:space="preserve"> </w:t>
+      </w:r>
+      <w:r>
+        <w:rPr>
+          <w:b/>
+          <w:bCs/>
+        </w:rPr>
+        <w:t>Гардеробные</w:t>
+      </w:r>
+      <w:proofErr w:type="gramEnd"/>
+      <w:r>
+        <w:rPr>
+          <w:b/>
+          <w:bCs/>
+        </w:rPr>
+        <w:t xml:space="preserve"> (раздевалки) более 200м2</w:t>
       </w:r>
     </w:p>
     <w:p>
@@ -232,6 +292,7 @@
         </w:numPr>
         <w:rPr>
           <w:b/>
+          <w:bCs/>
         </w:rPr>
       </w:pPr>
       <w:r>
@@ -278,14 +339,28 @@
       <w:r>
         <w:t xml:space="preserve"> </w:t>
       </w:r>
-      <w:r>
-        <w:rPr>
-          <w:b/>
-        </w:rPr>
-        <w:t>Ф2.1 Залы ширина проходов в кинотеатре вместимостью более 100 чел.</w:t>
-      </w:r>
-      <w:r>
-        <w:t xml:space="preserve">     </w:t>
+      <w:bookmarkStart w:id="0" w:name="_Hlk204261154"/>
+      <w:r>
+        <w:rPr>
+          <w:b/>
+          <w:bCs/>
+        </w:rPr>
+        <w:t>Производственные и складские помещения категорий А, Б, В1, В2, В3 в зданиях I - IV степени огнестойкости, а также В4 или Г площадью 50 м2/ и более в зданиях IV степени огнестойкости</w:t>
+      </w:r>
+      <w:r>
+        <w:rPr>
+          <w:b/>
+          <w:bCs/>
+        </w:rPr>
+        <w:t xml:space="preserve"> </w:t>
+      </w:r>
+      <w:bookmarkEnd w:id="0"/>
+      <w:r>
+        <w:rPr>
+          <w:b/>
+          <w:bCs/>
+        </w:rPr>
+        <w:t>больше 200м.кв</w:t>
       </w:r>
     </w:p>
     <w:p>
@@ -297,6 +372,7 @@
         </w:numPr>
         <w:rPr>
           <w:b/>
+          <w:bCs/>
         </w:rPr>
       </w:pPr>
       <w:r>
@@ -336,8 +412,23 @@
       <w:r>
         <w:rPr>
           <w:b/>
-        </w:rPr>
-        <w:t>Ф2.1 трибуны (залы) на открытом воздухе. Ширина путей эвакуации на трибунах в зависимости от числа людей на трибунах.</w:t>
+          <w:bCs/>
+        </w:rPr>
+        <w:t>Производственные и складские помещения категорий А, Б, В1, В2, В3 в зданиях I - IV степени огнестойкости, а также В4 или Г площадью 50 м2/ и более в зданиях IV степени огнестойкости</w:t>
+      </w:r>
+      <w:r>
+        <w:rPr>
+          <w:b/>
+          <w:bCs/>
+        </w:rPr>
+        <w:t xml:space="preserve"> меньше 50м.кв рядом помещение</w:t>
+      </w:r>
+      <w:r>
+        <w:rPr>
+          <w:b/>
+          <w:bCs/>
+        </w:rPr>
+        <w:t xml:space="preserve"> нет коридора</w:t>
       </w:r>
     </w:p>
     <w:p>
@@ -349,6 +440,7 @@
         </w:numPr>
         <w:rPr>
           <w:b/>
+          <w:bCs/>
         </w:rPr>
       </w:pPr>
       <w:r>
@@ -390,13 +482,39 @@
         <w:t xml:space="preserve">       =   </w:t>
       </w:r>
       <w:r>
-        <w:t>Для</w:t>
-      </w:r>
-      <w:r>
+        <w:rPr>
+          <w:b/>
+          <w:bCs/>
+        </w:rPr>
+        <w:t>Производственные и складские помещения категорий А, Б, В1, В2, В3 в зданиях I - IV степени огнестойкости, а также В4 или Г площадью 50 м2/ и более в зданиях IV степени огнестойкости</w:t>
+      </w:r>
+      <w:r>
+        <w:rPr>
+          <w:b/>
+          <w:bCs/>
+        </w:rPr>
         <w:t xml:space="preserve"> </w:t>
       </w:r>
       <w:r>
-        <w:t>МГН</w:t>
+        <w:rPr>
+          <w:b/>
+          <w:bCs/>
+        </w:rPr>
+        <w:t xml:space="preserve">меньше </w:t>
+      </w:r>
+      <w:r>
+        <w:rPr>
+          <w:b/>
+          <w:bCs/>
+        </w:rPr>
+        <w:t>20</w:t>
+      </w:r>
+      <w:r>
+        <w:rPr>
+          <w:b/>
+          <w:bCs/>
+        </w:rPr>
+        <w:t>0м.кв рядом нет помещения и коридора</w:t>
       </w:r>
     </w:p>
     <w:p>
@@ -408,6 +526,7 @@
         </w:numPr>
         <w:rPr>
           <w:b/>
+          <w:bCs/>
         </w:rPr>
       </w:pPr>
       <w:r>
@@ -441,12 +560,15 @@
       <w:r>
         <w:t xml:space="preserve">   =   </w:t>
       </w:r>
-      <w:r>
-        <w:rPr>
-          <w:b/>
-        </w:rPr>
-        <w:t xml:space="preserve">Коридоры длиной более 60м для всех зданий. </w:t>
-      </w:r>
+      <w:bookmarkStart w:id="1" w:name="_Hlk204261474"/>
+      <w:r>
+        <w:rPr>
+          <w:b/>
+          <w:bCs/>
+        </w:rPr>
+        <w:t>Производственные и складские помещения категорий А, Б, В1, В2, В3 в зданиях I - IV степени огнестойкости, а также В4 или Г площадью 50 м2/ и более в зданиях IV степени огнестойкости меньше 200м.кв рядом коридор, но нет помещения</w:t>
+      </w:r>
+      <w:bookmarkEnd w:id="1"/>
     </w:p>
     <w:p>
       <w:pPr>
@@ -457,6 +579,7 @@
         </w:numPr>
         <w:rPr>
           <w:b/>
+          <w:bCs/>
         </w:rPr>
       </w:pPr>
       <w:r>
@@ -490,24 +613,15 @@
       <w:r>
         <w:t xml:space="preserve">   =   </w:t>
       </w:r>
-      <w:r>
-        <w:rPr>
-          <w:b/>
-        </w:rPr>
-        <w:t xml:space="preserve">Ф5 </w:t>
-      </w:r>
-      <w:r>
-        <w:rPr>
-          <w:b/>
-        </w:rPr>
-        <w:t>П</w:t>
-      </w:r>
-      <w:r>
-        <w:rPr>
-          <w:b/>
-        </w:rPr>
-        <w:t>роизводственные и/или склады. Коридоры длиной более 60м</w:t>
-      </w:r>
+      <w:bookmarkStart w:id="2" w:name="_Hlk204264227"/>
+      <w:r>
+        <w:rPr>
+          <w:b/>
+          <w:bCs/>
+        </w:rPr>
+        <w:t>Производственные и складские помещения категорий А, Б, В1, В2, В3 в зданиях I - IV степени огнестойкости, а также В4 или Г площадью 50 м2/ и более в зданиях IV степени огнестойкости меньше 50м.кв рядом помещение и коридор</w:t>
+      </w:r>
+      <w:bookmarkEnd w:id="2"/>
     </w:p>
     <w:p>
       <w:pPr>
@@ -518,6 +632,7 @@
         </w:numPr>
         <w:rPr>
           <w:b/>
+          <w:bCs/>
         </w:rPr>
       </w:pPr>
       <w:r>
@@ -560,6 +675,7 @@
         </w:rPr>
         <w:t>b</w:t>
       </w:r>
+      <w:proofErr w:type="gramStart"/>
       <w:r>
         <w:t>1</w:t>
       </w:r>
@@ -567,14 +683,37 @@
         <w:t xml:space="preserve"> </w:t>
       </w:r>
       <w:r>
-        <w:t xml:space="preserve"> =  </w:t>
-      </w:r>
-      <w:r>
-        <w:rPr>
-          <w:b/>
-        </w:rPr>
-        <w:t>Ф1.1 Больницы, специализированные дома престарелых и инвалидов (неквартирные). Коридоры длиной более 42м</w:t>
-      </w:r>
+        <w:t xml:space="preserve"> =</w:t>
+      </w:r>
+      <w:proofErr w:type="gramEnd"/>
+      <w:r>
+        <w:t xml:space="preserve">  </w:t>
+      </w:r>
+      <w:bookmarkStart w:id="3" w:name="_Hlk204265037"/>
+      <w:r>
+        <w:rPr>
+          <w:b/>
+          <w:bCs/>
+        </w:rPr>
+        <w:t xml:space="preserve">Производственные и складские помещения категорий А, Б, В1, В2, В3 в зданиях I - IV степени огнестойкости, а также В4 или Г площадью 50 м2/ и более в зданиях IV степени огнестойкости </w:t>
+      </w:r>
+      <w:proofErr w:type="spellStart"/>
+      <w:r>
+        <w:rPr>
+          <w:b/>
+          <w:bCs/>
+        </w:rPr>
+        <w:t>высокостелажка</w:t>
+      </w:r>
+      <w:proofErr w:type="spellEnd"/>
+      <w:r>
+        <w:rPr>
+          <w:b/>
+          <w:bCs/>
+        </w:rPr>
+        <w:t xml:space="preserve"> более 200м.кв</w:t>
+      </w:r>
+      <w:bookmarkEnd w:id="3"/>
     </w:p>
     <w:p>
       <w:pPr>
@@ -585,6 +724,7 @@
         </w:numPr>
         <w:rPr>
           <w:b/>
+          <w:bCs/>
         </w:rPr>
       </w:pPr>
       <w:r>
@@ -633,18 +773,31 @@
       <w:r>
         <w:t xml:space="preserve">   =   </w:t>
       </w:r>
-      <w:r>
-        <w:rPr>
-          <w:b/>
-        </w:rPr>
-        <w:t>Ф1.3 Коридоры длиной более 30</w:t>
-      </w:r>
-      <w:r>
-        <w:rPr>
-          <w:b/>
-        </w:rPr>
-        <w:t>м</w:t>
-      </w:r>
+      <w:bookmarkStart w:id="4" w:name="_Hlk204265479"/>
+      <w:r>
+        <w:rPr>
+          <w:b/>
+          <w:bCs/>
+        </w:rPr>
+        <w:t xml:space="preserve">Производственные и складские помещения категорий А, Б, В1, В2, В3 в зданиях I - IV степени огнестойкости, а также В4 или Г площадью 50 м2/ и более в зданиях IV степени огнестойкости </w:t>
+      </w:r>
+      <w:proofErr w:type="spellStart"/>
+      <w:r>
+        <w:rPr>
+          <w:b/>
+          <w:bCs/>
+        </w:rPr>
+        <w:t>высокостелажка</w:t>
+      </w:r>
+      <w:proofErr w:type="spellEnd"/>
+      <w:r>
+        <w:rPr>
+          <w:b/>
+          <w:bCs/>
+        </w:rPr>
+        <w:t xml:space="preserve"> менее 200м.кв рядом нет коридор</w:t>
+      </w:r>
+      <w:bookmarkEnd w:id="4"/>
     </w:p>
     <w:p>
       <w:pPr>
@@ -655,6 +808,7 @@
         </w:numPr>
         <w:rPr>
           <w:b/>
+          <w:bCs/>
         </w:rPr>
       </w:pPr>
       <w:r>
@@ -706,8 +860,25 @@
       <w:r>
         <w:rPr>
           <w:b/>
-        </w:rPr>
-        <w:t>Трибуны (залы) на открытом воздухе. Ширина путей эвакуации</w:t>
+          <w:bCs/>
+        </w:rPr>
+        <w:t xml:space="preserve">Производственные и складские помещения категорий А, Б, В1, В2, В3 в зданиях I - IV степени огнестойкости, а также В4 или Г площадью 50 м2/ и более в зданиях IV степени огнестойкости </w:t>
+      </w:r>
+      <w:proofErr w:type="spellStart"/>
+      <w:r>
+        <w:rPr>
+          <w:b/>
+          <w:bCs/>
+        </w:rPr>
+        <w:t>высокостелажка</w:t>
+      </w:r>
+      <w:proofErr w:type="spellEnd"/>
+      <w:r>
+        <w:rPr>
+          <w:b/>
+          <w:bCs/>
+        </w:rPr>
+        <w:t xml:space="preserve"> менее 200м.кв рядом коридор</w:t>
       </w:r>
     </w:p>
     <w:p>
@@ -719,6 +890,7 @@
         </w:numPr>
         <w:rPr>
           <w:b/>
+          <w:bCs/>
         </w:rPr>
       </w:pPr>
       <w:r>
@@ -763,11 +935,1322 @@
       <w:r>
         <w:rPr>
           <w:b/>
-        </w:rPr>
-        <w:t>Ф1.3 Ширина коридора в зависимости от длины</w:t>
+          <w:bCs/>
+        </w:rPr>
+        <w:t>Коридор цокольных (заглубленных менее 0,5 м) и наземных этажей жилых, общественных, административно-бытовых и многофункциональных зданий высотой более 28 м</w:t>
       </w:r>
     </w:p>
-    <w:p/>
+    <w:p>
+      <w:pPr>
+        <w:pStyle w:val="a7"/>
+        <w:numPr>
+          <w:ilvl w:val="0"/>
+          <w:numId w:val="1"/>
+        </w:numPr>
+        <w:rPr>
+          <w:b/>
+          <w:bCs/>
+        </w:rPr>
+      </w:pPr>
+      <w:r>
+        <w:rPr>
+          <w:b/>
+          <w:bCs/>
+          <w:lang w:val="en-US"/>
+        </w:rPr>
+        <w:t>b</w:t>
+      </w:r>
+      <w:r>
+        <w:rPr>
+          <w:b/>
+          <w:bCs/>
+        </w:rPr>
+        <w:t xml:space="preserve">5     </w:t>
+      </w:r>
+      <w:r>
+        <w:rPr>
+          <w:lang w:val="en-US"/>
+        </w:rPr>
+        <w:t>var</w:t>
+      </w:r>
+      <w:r>
+        <w:t>_</w:t>
+      </w:r>
+      <w:r>
+        <w:rPr>
+          <w:lang w:val="en-US"/>
+        </w:rPr>
+        <w:t>b</w:t>
+      </w:r>
+      <w:r>
+        <w:t>5</w:t>
+      </w:r>
+      <w:r>
+        <w:rPr>
+          <w:b/>
+          <w:bCs/>
+        </w:rPr>
+        <w:t xml:space="preserve">     =   </w:t>
+      </w:r>
+      <w:bookmarkStart w:id="5" w:name="_Hlk204280243"/>
+      <w:r>
+        <w:rPr>
+          <w:b/>
+          <w:bCs/>
+        </w:rPr>
+        <w:t>Коридор подвал и цоколь (заглубленный более 0,5м) во всех зданиях</w:t>
+      </w:r>
+      <w:bookmarkEnd w:id="5"/>
+    </w:p>
+    <w:p>
+      <w:pPr>
+        <w:pStyle w:val="a7"/>
+        <w:numPr>
+          <w:ilvl w:val="0"/>
+          <w:numId w:val="1"/>
+        </w:numPr>
+        <w:rPr>
+          <w:b/>
+          <w:bCs/>
+        </w:rPr>
+      </w:pPr>
+      <w:r>
+        <w:rPr>
+          <w:b/>
+          <w:bCs/>
+          <w:lang w:val="en-US"/>
+        </w:rPr>
+        <w:t>b</w:t>
+      </w:r>
+      <w:r>
+        <w:rPr>
+          <w:b/>
+          <w:bCs/>
+        </w:rPr>
+        <w:t xml:space="preserve">6     </w:t>
+      </w:r>
+      <w:r>
+        <w:rPr>
+          <w:lang w:val="en-US"/>
+        </w:rPr>
+        <w:t>var</w:t>
+      </w:r>
+      <w:r>
+        <w:t>_</w:t>
+      </w:r>
+      <w:r>
+        <w:rPr>
+          <w:lang w:val="en-US"/>
+        </w:rPr>
+        <w:t>b</w:t>
+      </w:r>
+      <w:r>
+        <w:t>6</w:t>
+      </w:r>
+      <w:r>
+        <w:rPr>
+          <w:b/>
+          <w:bCs/>
+        </w:rPr>
+        <w:t xml:space="preserve">    =    </w:t>
+      </w:r>
+      <w:bookmarkStart w:id="6" w:name="_Hlk204281562"/>
+      <w:r>
+        <w:rPr>
+          <w:b/>
+          <w:bCs/>
+        </w:rPr>
+        <w:t>Коридор цокольных (заглубленных менее 0,5 м) и наземных этажей без естественного проветривания при пожаре длиной более 15 м в зданиях с числом этажей два и более:</w:t>
+      </w:r>
+    </w:p>
+    <w:p>
+      <w:pPr>
+        <w:pStyle w:val="a7"/>
+        <w:rPr>
+          <w:b/>
+          <w:bCs/>
+        </w:rPr>
+      </w:pPr>
+      <w:r>
+        <w:rPr>
+          <w:b/>
+          <w:bCs/>
+        </w:rPr>
+        <w:t>- производственных и складских категорий А, Б, В;</w:t>
+      </w:r>
+    </w:p>
+    <w:p>
+      <w:pPr>
+        <w:pStyle w:val="a7"/>
+        <w:rPr>
+          <w:b/>
+          <w:bCs/>
+        </w:rPr>
+      </w:pPr>
+      <w:r>
+        <w:rPr>
+          <w:b/>
+          <w:bCs/>
+        </w:rPr>
+        <w:t>- общественных и административно-бытовых;</w:t>
+      </w:r>
+    </w:p>
+    <w:p>
+      <w:pPr>
+        <w:pStyle w:val="a7"/>
+        <w:rPr>
+          <w:b/>
+          <w:bCs/>
+        </w:rPr>
+      </w:pPr>
+      <w:r>
+        <w:rPr>
+          <w:b/>
+          <w:bCs/>
+        </w:rPr>
+        <w:t>- многофункциональных</w:t>
+      </w:r>
+      <w:bookmarkEnd w:id="6"/>
+    </w:p>
+    <w:p>
+      <w:pPr>
+        <w:pStyle w:val="a7"/>
+        <w:numPr>
+          <w:ilvl w:val="0"/>
+          <w:numId w:val="1"/>
+        </w:numPr>
+        <w:rPr>
+          <w:b/>
+          <w:bCs/>
+        </w:rPr>
+      </w:pPr>
+      <w:r>
+        <w:rPr>
+          <w:b/>
+          <w:bCs/>
+        </w:rPr>
+        <w:t>b</w:t>
+      </w:r>
+      <w:r>
+        <w:rPr>
+          <w:b/>
+          <w:bCs/>
+        </w:rPr>
+        <w:t>7</w:t>
+      </w:r>
+      <w:r>
+        <w:rPr>
+          <w:b/>
+          <w:bCs/>
+        </w:rPr>
+        <w:t xml:space="preserve">     </w:t>
+      </w:r>
+      <w:r>
+        <w:rPr>
+          <w:lang w:val="en-US"/>
+        </w:rPr>
+        <w:t>var</w:t>
+      </w:r>
+      <w:r>
+        <w:t>_</w:t>
+      </w:r>
+      <w:r>
+        <w:rPr>
+          <w:lang w:val="en-US"/>
+        </w:rPr>
+        <w:t>b</w:t>
+      </w:r>
+      <w:r>
+        <w:t>7</w:t>
+      </w:r>
+      <w:r>
+        <w:rPr>
+          <w:b/>
+          <w:bCs/>
+        </w:rPr>
+        <w:t xml:space="preserve">    </w:t>
+      </w:r>
+      <w:bookmarkStart w:id="7" w:name="_Hlk206666447"/>
+      <w:r>
+        <w:rPr>
+          <w:b/>
+          <w:bCs/>
+        </w:rPr>
+        <w:t>Объект культурного наследия</w:t>
+      </w:r>
+      <w:r>
+        <w:rPr>
+          <w:b/>
+          <w:bCs/>
+        </w:rPr>
+        <w:t xml:space="preserve"> </w:t>
+      </w:r>
+      <w:bookmarkStart w:id="8" w:name="_Hlk206666387"/>
+      <w:r>
+        <w:rPr>
+          <w:b/>
+          <w:bCs/>
+        </w:rPr>
+        <w:t>СП388</w:t>
+      </w:r>
+      <w:bookmarkEnd w:id="8"/>
+      <w:r>
+        <w:rPr>
+          <w:b/>
+          <w:bCs/>
+        </w:rPr>
+        <w:t>.</w:t>
+      </w:r>
+      <w:bookmarkEnd w:id="7"/>
+    </w:p>
+    <w:p>
+      <w:pPr>
+        <w:pStyle w:val="a7"/>
+        <w:numPr>
+          <w:ilvl w:val="0"/>
+          <w:numId w:val="1"/>
+        </w:numPr>
+        <w:rPr>
+          <w:b/>
+          <w:bCs/>
+        </w:rPr>
+      </w:pPr>
+      <w:r>
+        <w:rPr>
+          <w:b/>
+          <w:bCs/>
+          <w:lang w:val="en-US"/>
+        </w:rPr>
+        <w:t>b</w:t>
+      </w:r>
+      <w:r>
+        <w:rPr>
+          <w:b/>
+          <w:bCs/>
+        </w:rPr>
+        <w:t>8</w:t>
+      </w:r>
+      <w:r>
+        <w:rPr>
+          <w:b/>
+          <w:bCs/>
+        </w:rPr>
+        <w:t xml:space="preserve">     </w:t>
+      </w:r>
+      <w:r>
+        <w:rPr>
+          <w:lang w:val="en-US"/>
+        </w:rPr>
+        <w:t>var</w:t>
+      </w:r>
+      <w:r>
+        <w:t>_</w:t>
+      </w:r>
+      <w:r>
+        <w:rPr>
+          <w:lang w:val="en-US"/>
+        </w:rPr>
+        <w:t>b</w:t>
+      </w:r>
+      <w:r>
+        <w:t>8</w:t>
+      </w:r>
+      <w:r>
+        <w:rPr>
+          <w:b/>
+          <w:bCs/>
+        </w:rPr>
+        <w:t xml:space="preserve">    </w:t>
+      </w:r>
+      <w:bookmarkStart w:id="9" w:name="_Hlk206674811"/>
+      <w:r>
+        <w:rPr>
+          <w:b/>
+          <w:bCs/>
+        </w:rPr>
+        <w:t>Шахты лифтов (при отсутствии у выходов из них тамбур-шлюзов, защищаемых приточной противодымной вентиляцией</w:t>
+      </w:r>
+      <w:proofErr w:type="gramStart"/>
+      <w:r>
+        <w:rPr>
+          <w:b/>
+          <w:bCs/>
+        </w:rPr>
+        <w:t>),  в</w:t>
+      </w:r>
+      <w:proofErr w:type="gramEnd"/>
+      <w:r>
+        <w:rPr>
+          <w:b/>
+          <w:bCs/>
+        </w:rPr>
+        <w:t xml:space="preserve"> зданиях с незадымляемыми лестничными клетками</w:t>
+      </w:r>
+      <w:bookmarkEnd w:id="9"/>
+    </w:p>
+    <w:p>
+      <w:pPr>
+        <w:pStyle w:val="a7"/>
+        <w:numPr>
+          <w:ilvl w:val="0"/>
+          <w:numId w:val="1"/>
+        </w:numPr>
+        <w:rPr>
+          <w:b/>
+          <w:bCs/>
+        </w:rPr>
+      </w:pPr>
+      <w:r>
+        <w:rPr>
+          <w:b/>
+          <w:bCs/>
+          <w:lang w:val="en-US"/>
+        </w:rPr>
+        <w:t>b</w:t>
+      </w:r>
+      <w:r>
+        <w:rPr>
+          <w:b/>
+          <w:bCs/>
+        </w:rPr>
+        <w:t>9</w:t>
+      </w:r>
+      <w:r>
+        <w:rPr>
+          <w:b/>
+          <w:bCs/>
+        </w:rPr>
+        <w:t xml:space="preserve">     </w:t>
+      </w:r>
+      <w:r>
+        <w:rPr>
+          <w:lang w:val="en-US"/>
+        </w:rPr>
+        <w:t>var</w:t>
+      </w:r>
+      <w:r>
+        <w:t>_</w:t>
+      </w:r>
+      <w:r>
+        <w:rPr>
+          <w:lang w:val="en-US"/>
+        </w:rPr>
+        <w:t>b</w:t>
+      </w:r>
+      <w:r>
+        <w:t>9</w:t>
+      </w:r>
+      <w:r>
+        <w:rPr>
+          <w:b/>
+          <w:bCs/>
+        </w:rPr>
+        <w:t xml:space="preserve">    </w:t>
+      </w:r>
+      <w:r>
+        <w:rPr>
+          <w:b/>
+          <w:bCs/>
+        </w:rPr>
+        <w:t>Лифт для пожарных</w:t>
+      </w:r>
+    </w:p>
+    <w:p>
+      <w:pPr>
+        <w:pStyle w:val="a7"/>
+        <w:numPr>
+          <w:ilvl w:val="0"/>
+          <w:numId w:val="1"/>
+        </w:numPr>
+        <w:rPr>
+          <w:b/>
+          <w:bCs/>
+        </w:rPr>
+      </w:pPr>
+      <w:r>
+        <w:rPr>
+          <w:b/>
+          <w:bCs/>
+          <w:lang w:val="en-US"/>
+        </w:rPr>
+        <w:t>c</w:t>
+      </w:r>
+      <w:r>
+        <w:rPr>
+          <w:b/>
+          <w:bCs/>
+        </w:rPr>
+        <w:t>1</w:t>
+      </w:r>
+      <w:r>
+        <w:rPr>
+          <w:b/>
+          <w:bCs/>
+        </w:rPr>
+        <w:t xml:space="preserve">     </w:t>
+      </w:r>
+      <w:r>
+        <w:rPr>
+          <w:lang w:val="en-US"/>
+        </w:rPr>
+        <w:t>var</w:t>
+      </w:r>
+      <w:r>
+        <w:t>_</w:t>
+      </w:r>
+      <w:r>
+        <w:rPr>
+          <w:lang w:val="en-US"/>
+        </w:rPr>
+        <w:t>c</w:t>
+      </w:r>
+      <w:r>
+        <w:t>1</w:t>
+      </w:r>
+      <w:r>
+        <w:rPr>
+          <w:b/>
+          <w:bCs/>
+        </w:rPr>
+        <w:t xml:space="preserve">    </w:t>
+      </w:r>
+      <w:bookmarkStart w:id="10" w:name="_Hlk206676796"/>
+      <w:r>
+        <w:rPr>
+          <w:b/>
+          <w:bCs/>
+        </w:rPr>
+        <w:t>Незадымляемая ЛК типа Н2</w:t>
+      </w:r>
+      <w:bookmarkEnd w:id="10"/>
+    </w:p>
+    <w:p>
+      <w:pPr>
+        <w:pStyle w:val="a7"/>
+        <w:numPr>
+          <w:ilvl w:val="0"/>
+          <w:numId w:val="1"/>
+        </w:numPr>
+        <w:rPr>
+          <w:b/>
+          <w:bCs/>
+        </w:rPr>
+      </w:pPr>
+      <w:r>
+        <w:rPr>
+          <w:b/>
+          <w:bCs/>
+          <w:lang w:val="en-US"/>
+        </w:rPr>
+        <w:t>c</w:t>
+      </w:r>
+      <w:r>
+        <w:rPr>
+          <w:b/>
+          <w:bCs/>
+        </w:rPr>
+        <w:t>2</w:t>
+      </w:r>
+      <w:r>
+        <w:rPr>
+          <w:b/>
+          <w:bCs/>
+        </w:rPr>
+        <w:t xml:space="preserve">     </w:t>
+      </w:r>
+      <w:r>
+        <w:rPr>
+          <w:lang w:val="en-US"/>
+        </w:rPr>
+        <w:t>var</w:t>
+      </w:r>
+      <w:r>
+        <w:t>_</w:t>
+      </w:r>
+      <w:r>
+        <w:rPr>
+          <w:lang w:val="en-US"/>
+        </w:rPr>
+        <w:t>c</w:t>
+      </w:r>
+      <w:r>
+        <w:t>2</w:t>
+      </w:r>
+      <w:r>
+        <w:rPr>
+          <w:b/>
+          <w:bCs/>
+        </w:rPr>
+        <w:t xml:space="preserve">    </w:t>
+      </w:r>
+      <w:bookmarkStart w:id="11" w:name="_Hlk206677183"/>
+      <w:r>
+        <w:rPr>
+          <w:b/>
+          <w:bCs/>
+        </w:rPr>
+        <w:t>Тамбур шлюз перед незадымляемой ЛК Н3</w:t>
+      </w:r>
+    </w:p>
+    <w:bookmarkEnd w:id="11"/>
+    <w:p>
+      <w:pPr>
+        <w:pStyle w:val="a7"/>
+        <w:numPr>
+          <w:ilvl w:val="0"/>
+          <w:numId w:val="1"/>
+        </w:numPr>
+        <w:rPr>
+          <w:b/>
+          <w:bCs/>
+        </w:rPr>
+      </w:pPr>
+      <w:r>
+        <w:rPr>
+          <w:b/>
+          <w:bCs/>
+          <w:lang w:val="en-US"/>
+        </w:rPr>
+        <w:t>c</w:t>
+      </w:r>
+      <w:r>
+        <w:rPr>
+          <w:b/>
+          <w:bCs/>
+        </w:rPr>
+        <w:t>3</w:t>
+      </w:r>
+      <w:r>
+        <w:rPr>
+          <w:b/>
+          <w:bCs/>
+        </w:rPr>
+        <w:t xml:space="preserve">     </w:t>
+      </w:r>
+      <w:r>
+        <w:rPr>
+          <w:lang w:val="en-US"/>
+        </w:rPr>
+        <w:t>var</w:t>
+      </w:r>
+      <w:r>
+        <w:t>_</w:t>
+      </w:r>
+      <w:r>
+        <w:rPr>
+          <w:lang w:val="en-US"/>
+        </w:rPr>
+        <w:t>c</w:t>
+      </w:r>
+      <w:r>
+        <w:t>3</w:t>
+      </w:r>
+      <w:r>
+        <w:rPr>
+          <w:b/>
+          <w:bCs/>
+        </w:rPr>
+        <w:t xml:space="preserve">    </w:t>
+      </w:r>
+      <w:bookmarkStart w:id="12" w:name="_Hlk206677482"/>
+      <w:r>
+        <w:rPr>
+          <w:b/>
+          <w:bCs/>
+        </w:rPr>
+        <w:t>Тамбур шлюз перед лифтом в подземной автостоянке</w:t>
+      </w:r>
+      <w:bookmarkEnd w:id="12"/>
+    </w:p>
+    <w:p>
+      <w:pPr>
+        <w:pStyle w:val="a7"/>
+        <w:numPr>
+          <w:ilvl w:val="0"/>
+          <w:numId w:val="1"/>
+        </w:numPr>
+        <w:rPr>
+          <w:b/>
+          <w:bCs/>
+        </w:rPr>
+      </w:pPr>
+      <w:r>
+        <w:rPr>
+          <w:b/>
+          <w:bCs/>
+          <w:lang w:val="en-US"/>
+        </w:rPr>
+        <w:t>c</w:t>
+      </w:r>
+      <w:r>
+        <w:rPr>
+          <w:b/>
+          <w:bCs/>
+        </w:rPr>
+        <w:t>4</w:t>
+      </w:r>
+      <w:r>
+        <w:rPr>
+          <w:b/>
+          <w:bCs/>
+        </w:rPr>
+        <w:t xml:space="preserve">     </w:t>
+      </w:r>
+      <w:r>
+        <w:rPr>
+          <w:lang w:val="en-US"/>
+        </w:rPr>
+        <w:t>var</w:t>
+      </w:r>
+      <w:r>
+        <w:t>_</w:t>
+      </w:r>
+      <w:r>
+        <w:rPr>
+          <w:lang w:val="en-US"/>
+        </w:rPr>
+        <w:t>c</w:t>
+      </w:r>
+      <w:r>
+        <w:t>4</w:t>
+      </w:r>
+      <w:r>
+        <w:rPr>
+          <w:b/>
+          <w:bCs/>
+        </w:rPr>
+        <w:t xml:space="preserve">    </w:t>
+      </w:r>
+      <w:bookmarkStart w:id="13" w:name="_Hlk206679300"/>
+      <w:r>
+        <w:rPr>
+          <w:b/>
+          <w:bCs/>
+        </w:rPr>
+        <w:t xml:space="preserve">Тамбур-шлюз при внутренних технологических лестницах, предназначенных для сообщения между подвальным этажом и цокольным или первым этажом </w:t>
+      </w:r>
+      <w:bookmarkEnd w:id="13"/>
+    </w:p>
+    <w:p>
+      <w:pPr>
+        <w:pStyle w:val="a7"/>
+        <w:numPr>
+          <w:ilvl w:val="0"/>
+          <w:numId w:val="1"/>
+        </w:numPr>
+        <w:rPr>
+          <w:b/>
+          <w:bCs/>
+        </w:rPr>
+      </w:pPr>
+      <w:r>
+        <w:rPr>
+          <w:b/>
+          <w:bCs/>
+          <w:lang w:val="en-US"/>
+        </w:rPr>
+        <w:lastRenderedPageBreak/>
+        <w:t>c</w:t>
+      </w:r>
+      <w:r>
+        <w:rPr>
+          <w:b/>
+          <w:bCs/>
+        </w:rPr>
+        <w:t>5</w:t>
+      </w:r>
+      <w:r>
+        <w:rPr>
+          <w:b/>
+          <w:bCs/>
+        </w:rPr>
+        <w:t xml:space="preserve">     </w:t>
+      </w:r>
+      <w:r>
+        <w:rPr>
+          <w:lang w:val="en-US"/>
+        </w:rPr>
+        <w:t>var</w:t>
+      </w:r>
+      <w:r>
+        <w:t>_</w:t>
+      </w:r>
+      <w:r>
+        <w:rPr>
+          <w:lang w:val="en-US"/>
+        </w:rPr>
+        <w:t>c</w:t>
+      </w:r>
+      <w:r>
+        <w:t>5</w:t>
+      </w:r>
+      <w:r>
+        <w:rPr>
+          <w:b/>
+          <w:bCs/>
+        </w:rPr>
+        <w:t xml:space="preserve">    </w:t>
+      </w:r>
+      <w:bookmarkStart w:id="14" w:name="_Hlk206680679"/>
+      <w:r>
+        <w:rPr>
+          <w:b/>
+          <w:bCs/>
+        </w:rPr>
+        <w:t>Тамбур шлюз на входах из коридоров в атриумы и пассажи с уровней подземных, подвальных и цокольных этажей</w:t>
+      </w:r>
+      <w:bookmarkEnd w:id="14"/>
+    </w:p>
+    <w:p>
+      <w:pPr>
+        <w:pStyle w:val="a7"/>
+        <w:numPr>
+          <w:ilvl w:val="0"/>
+          <w:numId w:val="1"/>
+        </w:numPr>
+        <w:rPr>
+          <w:b/>
+          <w:bCs/>
+        </w:rPr>
+      </w:pPr>
+      <w:r>
+        <w:rPr>
+          <w:b/>
+          <w:bCs/>
+          <w:lang w:val="en-US"/>
+        </w:rPr>
+        <w:t>c</w:t>
+      </w:r>
+      <w:r>
+        <w:rPr>
+          <w:b/>
+          <w:bCs/>
+        </w:rPr>
+        <w:t>6</w:t>
+      </w:r>
+      <w:r>
+        <w:rPr>
+          <w:b/>
+          <w:bCs/>
+        </w:rPr>
+        <w:t xml:space="preserve">     </w:t>
+      </w:r>
+      <w:r>
+        <w:rPr>
+          <w:lang w:val="en-US"/>
+        </w:rPr>
+        <w:t>var</w:t>
+      </w:r>
+      <w:r>
+        <w:t>_</w:t>
+      </w:r>
+      <w:r>
+        <w:rPr>
+          <w:lang w:val="en-US"/>
+        </w:rPr>
+        <w:t>c</w:t>
+      </w:r>
+      <w:r>
+        <w:t>6</w:t>
+      </w:r>
+      <w:r>
+        <w:rPr>
+          <w:b/>
+          <w:bCs/>
+        </w:rPr>
+        <w:t xml:space="preserve">    </w:t>
+      </w:r>
+      <w:bookmarkStart w:id="15" w:name="_Hlk206681483"/>
+      <w:r>
+        <w:rPr>
+          <w:b/>
+          <w:bCs/>
+        </w:rPr>
+        <w:t>Тамбур шлюз перед незадымляемой лестничной клеткой типа Н2 в многофункциональных зданиях и комплексах высотой более 28 м, в жилых зданиях высотой более 75 м, в общественных зданиях высотой более 50 м</w:t>
+      </w:r>
+      <w:bookmarkEnd w:id="15"/>
+    </w:p>
+    <w:p>
+      <w:pPr>
+        <w:pStyle w:val="a7"/>
+        <w:numPr>
+          <w:ilvl w:val="0"/>
+          <w:numId w:val="1"/>
+        </w:numPr>
+        <w:rPr>
+          <w:b/>
+          <w:bCs/>
+        </w:rPr>
+      </w:pPr>
+      <w:r>
+        <w:rPr>
+          <w:b/>
+          <w:bCs/>
+          <w:lang w:val="en-US"/>
+        </w:rPr>
+        <w:t>c</w:t>
+      </w:r>
+      <w:r>
+        <w:rPr>
+          <w:b/>
+          <w:bCs/>
+        </w:rPr>
+        <w:t>7</w:t>
+      </w:r>
+      <w:r>
+        <w:rPr>
+          <w:b/>
+          <w:bCs/>
+        </w:rPr>
+        <w:t xml:space="preserve">    </w:t>
+      </w:r>
+      <w:r>
+        <w:rPr>
+          <w:lang w:val="en-US"/>
+        </w:rPr>
+        <w:t>var</w:t>
+      </w:r>
+      <w:r>
+        <w:t>_</w:t>
+      </w:r>
+      <w:r>
+        <w:rPr>
+          <w:lang w:val="en-US"/>
+        </w:rPr>
+        <w:t>c</w:t>
+      </w:r>
+      <w:r>
+        <w:t>7</w:t>
+      </w:r>
+      <w:r>
+        <w:rPr>
+          <w:b/>
+          <w:bCs/>
+        </w:rPr>
+        <w:t xml:space="preserve">    </w:t>
+      </w:r>
+      <w:bookmarkStart w:id="16" w:name="_Hlk206683424"/>
+      <w:r>
+        <w:rPr>
+          <w:b/>
+          <w:bCs/>
+        </w:rPr>
+        <w:t>Тамбур шлюз отделяющий помещения для хранения автомобилей закрытых надземных и подземных автостоянок от помещений общественного назначения</w:t>
+      </w:r>
+      <w:bookmarkEnd w:id="16"/>
+    </w:p>
+    <w:p>
+      <w:pPr>
+        <w:pStyle w:val="a7"/>
+        <w:numPr>
+          <w:ilvl w:val="0"/>
+          <w:numId w:val="1"/>
+        </w:numPr>
+        <w:rPr>
+          <w:b/>
+          <w:bCs/>
+        </w:rPr>
+      </w:pPr>
+      <w:r>
+        <w:rPr>
+          <w:b/>
+          <w:bCs/>
+          <w:lang w:val="en-US"/>
+        </w:rPr>
+        <w:t>c</w:t>
+      </w:r>
+      <w:r>
+        <w:rPr>
+          <w:b/>
+          <w:bCs/>
+        </w:rPr>
+        <w:t>8</w:t>
+      </w:r>
+      <w:r>
+        <w:rPr>
+          <w:b/>
+          <w:bCs/>
+        </w:rPr>
+        <w:t xml:space="preserve">   </w:t>
+      </w:r>
+      <w:r>
+        <w:rPr>
+          <w:b/>
+          <w:bCs/>
+        </w:rPr>
+        <w:t xml:space="preserve"> </w:t>
+      </w:r>
+      <w:r>
+        <w:rPr>
+          <w:lang w:val="en-US"/>
+        </w:rPr>
+        <w:t>var</w:t>
+      </w:r>
+      <w:r>
+        <w:t>_</w:t>
+      </w:r>
+      <w:r>
+        <w:rPr>
+          <w:lang w:val="en-US"/>
+        </w:rPr>
+        <w:t>c</w:t>
+      </w:r>
+      <w:r>
+        <w:t>8</w:t>
+      </w:r>
+      <w:r>
+        <w:rPr>
+          <w:b/>
+          <w:bCs/>
+        </w:rPr>
+        <w:t xml:space="preserve">    </w:t>
+      </w:r>
+      <w:bookmarkStart w:id="17" w:name="_Hlk206683759"/>
+      <w:r>
+        <w:rPr>
+          <w:b/>
+          <w:bCs/>
+        </w:rPr>
+        <w:t>Тамбур шлюз отделяющий помещения для хранения автомобилей от изолированных рамп подземных автостоянок</w:t>
+      </w:r>
+      <w:bookmarkEnd w:id="17"/>
+    </w:p>
+    <w:p>
+      <w:pPr>
+        <w:pStyle w:val="a7"/>
+        <w:numPr>
+          <w:ilvl w:val="0"/>
+          <w:numId w:val="1"/>
+        </w:numPr>
+        <w:rPr>
+          <w:b/>
+          <w:bCs/>
+        </w:rPr>
+      </w:pPr>
+      <w:r>
+        <w:rPr>
+          <w:b/>
+          <w:bCs/>
+          <w:lang w:val="en-US"/>
+        </w:rPr>
+        <w:t>c</w:t>
+      </w:r>
+      <w:r>
+        <w:rPr>
+          <w:b/>
+          <w:bCs/>
+        </w:rPr>
+        <w:t xml:space="preserve">9 </w:t>
+      </w:r>
+      <w:r>
+        <w:rPr>
+          <w:b/>
+          <w:bCs/>
+        </w:rPr>
+        <w:t xml:space="preserve">  </w:t>
+      </w:r>
+      <w:r>
+        <w:rPr>
+          <w:b/>
+          <w:bCs/>
+        </w:rPr>
+        <w:t xml:space="preserve"> </w:t>
+      </w:r>
+      <w:r>
+        <w:rPr>
+          <w:lang w:val="en-US"/>
+        </w:rPr>
+        <w:t>var</w:t>
+      </w:r>
+      <w:r>
+        <w:t>_</w:t>
+      </w:r>
+      <w:r>
+        <w:rPr>
+          <w:lang w:val="en-US"/>
+        </w:rPr>
+        <w:t>c</w:t>
+      </w:r>
+      <w:r>
+        <w:t>9</w:t>
+      </w:r>
+      <w:r>
+        <w:rPr>
+          <w:b/>
+          <w:bCs/>
+        </w:rPr>
+        <w:t xml:space="preserve">    </w:t>
+      </w:r>
+      <w:bookmarkStart w:id="18" w:name="_Hlk206684035"/>
+      <w:r>
+        <w:rPr>
+          <w:b/>
+          <w:bCs/>
+        </w:rPr>
+        <w:t>Тамбур шлюз при выходах в вестибюли из незадымляемых лестничных клеток типа Н2</w:t>
+      </w:r>
+      <w:bookmarkEnd w:id="18"/>
+    </w:p>
+    <w:p>
+      <w:pPr>
+        <w:pStyle w:val="a7"/>
+        <w:numPr>
+          <w:ilvl w:val="0"/>
+          <w:numId w:val="1"/>
+        </w:numPr>
+        <w:rPr>
+          <w:b/>
+          <w:bCs/>
+        </w:rPr>
+      </w:pPr>
+      <w:r>
+        <w:rPr>
+          <w:b/>
+          <w:bCs/>
+          <w:lang w:val="en-US"/>
+        </w:rPr>
+        <w:t>d</w:t>
+      </w:r>
+      <w:r>
+        <w:rPr>
+          <w:b/>
+          <w:bCs/>
+        </w:rPr>
+        <w:t>1</w:t>
+      </w:r>
+      <w:r>
+        <w:rPr>
+          <w:b/>
+          <w:bCs/>
+        </w:rPr>
+        <w:t xml:space="preserve"> </w:t>
+      </w:r>
+      <w:r>
+        <w:rPr>
+          <w:b/>
+          <w:bCs/>
+        </w:rPr>
+        <w:t xml:space="preserve">  </w:t>
+      </w:r>
+      <w:r>
+        <w:rPr>
+          <w:b/>
+          <w:bCs/>
+        </w:rPr>
+        <w:t xml:space="preserve"> </w:t>
+      </w:r>
+      <w:r>
+        <w:rPr>
+          <w:lang w:val="en-US"/>
+        </w:rPr>
+        <w:t>var</w:t>
+      </w:r>
+      <w:r>
+        <w:t>_</w:t>
+      </w:r>
+      <w:r>
+        <w:rPr>
+          <w:lang w:val="en-US"/>
+        </w:rPr>
+        <w:t>d</w:t>
+      </w:r>
+      <w:r>
+        <w:t>1</w:t>
+      </w:r>
+      <w:r>
+        <w:rPr>
+          <w:b/>
+          <w:bCs/>
+        </w:rPr>
+        <w:t xml:space="preserve">    </w:t>
+      </w:r>
+      <w:bookmarkStart w:id="19" w:name="_Hlk206684398"/>
+      <w:r>
+        <w:rPr>
+          <w:b/>
+          <w:bCs/>
+        </w:rPr>
+        <w:t xml:space="preserve">Тамбур-шлюз (лифтовой холл) при выходе из лифта в подвальные, подземные этажи </w:t>
+      </w:r>
+      <w:bookmarkEnd w:id="19"/>
+    </w:p>
+    <w:p>
+      <w:pPr>
+        <w:pStyle w:val="a7"/>
+        <w:numPr>
+          <w:ilvl w:val="0"/>
+          <w:numId w:val="1"/>
+        </w:numPr>
+        <w:rPr>
+          <w:b/>
+          <w:bCs/>
+        </w:rPr>
+      </w:pPr>
+      <w:r>
+        <w:rPr>
+          <w:b/>
+          <w:bCs/>
+          <w:lang w:val="en-US"/>
+        </w:rPr>
+        <w:t>d</w:t>
+      </w:r>
+      <w:r>
+        <w:rPr>
+          <w:b/>
+          <w:bCs/>
+        </w:rPr>
+        <w:t>2</w:t>
+      </w:r>
+      <w:r>
+        <w:rPr>
+          <w:b/>
+          <w:bCs/>
+        </w:rPr>
+        <w:t xml:space="preserve"> </w:t>
+      </w:r>
+      <w:r>
+        <w:rPr>
+          <w:b/>
+          <w:bCs/>
+        </w:rPr>
+        <w:t xml:space="preserve">  </w:t>
+      </w:r>
+      <w:r>
+        <w:rPr>
+          <w:b/>
+          <w:bCs/>
+        </w:rPr>
+        <w:t xml:space="preserve"> </w:t>
+      </w:r>
+      <w:r>
+        <w:rPr>
+          <w:lang w:val="en-US"/>
+        </w:rPr>
+        <w:t>var</w:t>
+      </w:r>
+      <w:r>
+        <w:t>_</w:t>
+      </w:r>
+      <w:r>
+        <w:rPr>
+          <w:lang w:val="en-US"/>
+        </w:rPr>
+        <w:t>d</w:t>
+      </w:r>
+      <w:r>
+        <w:t>2</w:t>
+      </w:r>
+      <w:r>
+        <w:rPr>
+          <w:b/>
+          <w:bCs/>
+        </w:rPr>
+        <w:t xml:space="preserve">    </w:t>
+      </w:r>
+      <w:bookmarkStart w:id="20" w:name="_Hlk206684649"/>
+      <w:r>
+        <w:rPr>
+          <w:b/>
+          <w:bCs/>
+        </w:rPr>
+        <w:t>Зона безопасности МГН</w:t>
+      </w:r>
+      <w:bookmarkEnd w:id="20"/>
+    </w:p>
+    <w:p>
+      <w:pPr>
+        <w:pStyle w:val="a7"/>
+        <w:numPr>
+          <w:ilvl w:val="0"/>
+          <w:numId w:val="1"/>
+        </w:numPr>
+        <w:rPr>
+          <w:b/>
+          <w:bCs/>
+        </w:rPr>
+      </w:pPr>
+      <w:r>
+        <w:rPr>
+          <w:b/>
+          <w:bCs/>
+          <w:lang w:val="en-US"/>
+        </w:rPr>
+        <w:t>d</w:t>
+      </w:r>
+      <w:r>
+        <w:rPr>
+          <w:b/>
+          <w:bCs/>
+        </w:rPr>
+        <w:t>3</w:t>
+      </w:r>
+      <w:r>
+        <w:rPr>
+          <w:b/>
+          <w:bCs/>
+        </w:rPr>
+        <w:t xml:space="preserve"> </w:t>
+      </w:r>
+      <w:r>
+        <w:rPr>
+          <w:b/>
+          <w:bCs/>
+        </w:rPr>
+        <w:t xml:space="preserve">  </w:t>
+      </w:r>
+      <w:r>
+        <w:rPr>
+          <w:b/>
+          <w:bCs/>
+        </w:rPr>
+        <w:t xml:space="preserve"> </w:t>
+      </w:r>
+      <w:r>
+        <w:rPr>
+          <w:lang w:val="en-US"/>
+        </w:rPr>
+        <w:t>var</w:t>
+      </w:r>
+      <w:r>
+        <w:t>_</w:t>
+      </w:r>
+      <w:r>
+        <w:rPr>
+          <w:lang w:val="en-US"/>
+        </w:rPr>
+        <w:t>d</w:t>
+      </w:r>
+      <w:r>
+        <w:t>3</w:t>
+      </w:r>
+      <w:r>
+        <w:rPr>
+          <w:b/>
+          <w:bCs/>
+        </w:rPr>
+        <w:t xml:space="preserve">    </w:t>
+      </w:r>
+      <w:bookmarkStart w:id="21" w:name="_Hlk206685064"/>
+      <w:bookmarkStart w:id="22" w:name="_GoBack"/>
+      <w:r>
+        <w:rPr>
+          <w:b/>
+          <w:bCs/>
+        </w:rPr>
+        <w:t>Помещения, сообщающиеся с помещениями (тамбурами, ЛК), в которых предусмотрен подпор</w:t>
+      </w:r>
+      <w:bookmarkEnd w:id="21"/>
+      <w:bookmarkEnd w:id="22"/>
+    </w:p>
+    <w:p>
+      <w:pPr>
+        <w:pStyle w:val="a7"/>
+        <w:rPr>
+          <w:b/>
+          <w:bCs/>
+        </w:rPr>
+      </w:pPr>
+    </w:p>
     <w:sectPr>
       <w:pgSz w:w="11906" w:h="16838"/>
       <w:pgMar w:top="1134" w:right="850" w:bottom="1134" w:left="1701" w:header="708" w:footer="708" w:gutter="0"/>
@@ -779,7 +2262,7 @@
 </file>
 
 <file path=word/numbering.xml><?xml version="1.0" encoding="utf-8"?>
-<w:numbering xmlns:wpc="http://schemas.microsoft.com/office/word/2010/wordprocessingCanvas" xmlns:cx="http://schemas.microsoft.com/office/drawing/2014/chartex" xmlns:cx1="http://schemas.microsoft.com/office/drawing/2015/9/8/chartex" xmlns:cx2="http://schemas.microsoft.com/office/drawing/2015/10/21/chartex" xmlns:cx3="http://schemas.microsoft.com/office/drawing/2016/5/9/chartex" xmlns:cx4="http://schemas.microsoft.com/office/drawing/2016/5/10/chartex" xmlns:cx5="http://schemas.microsoft.com/office/drawing/2016/5/11/chartex" xmlns:cx6="http://schemas.microsoft.com/office/drawing/2016/5/12/chartex" xmlns:cx7="http://schemas.microsoft.com/office/drawing/2016/5/13/chartex" xmlns:cx8="http://schemas.microsoft.com/office/drawing/2016/5/14/chartex" xmlns:mc="http://schemas.openxmlformats.org/markup-compatibility/2006" xmlns:aink="http://schemas.microsoft.com/office/drawing/2016/ink" xmlns:am3d="http://schemas.microsoft.com/office/drawing/2017/model3d" xmlns:o="urn:schemas-microsoft-com:office:office" xmlns:oel="http://schemas.microsoft.com/office/2019/extlst" xmlns:r="http://schemas.openxmlformats.org/officeDocument/2006/relationships" xmlns:m="http://schemas.openxmlformats.org/officeDocument/2006/math" xmlns:v="urn:schemas-microsoft-com:vml" xmlns:wp14="http://schemas.microsoft.com/office/word/2010/wordprocessingDrawing" xmlns:wp="http://schemas.openxmlformats.org/drawingml/2006/wordprocessingDrawing" xmlns:w10="urn:schemas-microsoft-com:office:word" xmlns:w="http://schemas.openxmlformats.org/wordprocessingml/2006/main" xmlns:w14="http://schemas.microsoft.com/office/word/2010/wordml" xmlns:w15="http://schemas.microsoft.com/office/word/2012/wordml" xmlns:w16cex="http://schemas.microsoft.com/office/word/2018/wordml/cex" xmlns:w16cid="http://schemas.microsoft.com/office/word/2016/wordml/cid" xmlns:w16="http://schemas.microsoft.com/office/word/2018/wordml" xmlns:w16du="http://schemas.microsoft.com/office/word/2023/wordml/word16du" xmlns:w16sdtdh="http://schemas.microsoft.com/office/word/2020/wordml/sdtdatahash" xmlns:w16sdtfl="http://schemas.microsoft.com/office/word/2024/wordml/sdtformatlock" xmlns:w16se="http://schemas.microsoft.com/office/word/2015/wordml/symex" xmlns:wpg="http://schemas.microsoft.com/office/word/2010/wordprocessingGroup" xmlns:wpi="http://schemas.microsoft.com/office/word/2010/wordprocessingInk" xmlns:wne="http://schemas.microsoft.com/office/word/2006/wordml" xmlns:wps="http://schemas.microsoft.com/office/word/2010/wordprocessingShape" mc:Ignorable="w14 w15 w16se w16cid w16 w16cex w16sdtdh w16sdtfl w16du wp14">
+<w:numbering xmlns:wpc="http://schemas.microsoft.com/office/word/2010/wordprocessingCanvas" xmlns:cx="http://schemas.microsoft.com/office/drawing/2014/chartex" xmlns:cx1="http://schemas.microsoft.com/office/drawing/2015/9/8/chartex" xmlns:cx2="http://schemas.microsoft.com/office/drawing/2015/10/21/chartex" xmlns:cx3="http://schemas.microsoft.com/office/drawing/2016/5/9/chartex" xmlns:cx4="http://schemas.microsoft.com/office/drawing/2016/5/10/chartex" xmlns:cx5="http://schemas.microsoft.com/office/drawing/2016/5/11/chartex" xmlns:cx6="http://schemas.microsoft.com/office/drawing/2016/5/12/chartex" xmlns:cx7="http://schemas.microsoft.com/office/drawing/2016/5/13/chartex" xmlns:cx8="http://schemas.microsoft.com/office/drawing/2016/5/14/chartex" xmlns:mc="http://schemas.openxmlformats.org/markup-compatibility/2006" xmlns:aink="http://schemas.microsoft.com/office/drawing/2016/ink" xmlns:am3d="http://schemas.microsoft.com/office/drawing/2017/model3d" xmlns:o="urn:schemas-microsoft-com:office:office" xmlns:r="http://schemas.openxmlformats.org/officeDocument/2006/relationships" xmlns:m="http://schemas.openxmlformats.org/officeDocument/2006/math" xmlns:v="urn:schemas-microsoft-com:vml" xmlns:wp14="http://schemas.microsoft.com/office/word/2010/wordprocessingDrawing" xmlns:wp="http://schemas.openxmlformats.org/drawingml/2006/wordprocessingDrawing" xmlns:w10="urn:schemas-microsoft-com:office:word" xmlns:w="http://schemas.openxmlformats.org/wordprocessingml/2006/main" xmlns:w14="http://schemas.microsoft.com/office/word/2010/wordml" xmlns:w15="http://schemas.microsoft.com/office/word/2012/wordml" xmlns:w16cex="http://schemas.microsoft.com/office/word/2018/wordml/cex" xmlns:w16cid="http://schemas.microsoft.com/office/word/2016/wordml/cid" xmlns:w16="http://schemas.microsoft.com/office/word/2018/wordml" xmlns:w16se="http://schemas.microsoft.com/office/word/2015/wordml/symex" xmlns:wpg="http://schemas.microsoft.com/office/word/2010/wordprocessingGroup" xmlns:wpi="http://schemas.microsoft.com/office/word/2010/wordprocessingInk" xmlns:wne="http://schemas.microsoft.com/office/word/2006/wordml" xmlns:wps="http://schemas.microsoft.com/office/word/2010/wordprocessingShape" mc:Ignorable="w14 w15 w16se w16cid w16 w16cex wp14">
   <w:abstractNum w:abstractNumId="0" w15:restartNumberingAfterBreak="0">
     <w:nsid w:val="10CD32C5"/>
     <w:multiLevelType w:val="hybridMultilevel"/>
@@ -1069,6 +2552,95 @@
     </w:lvl>
   </w:abstractNum>
   <w:abstractNum w:abstractNumId="3" w15:restartNumberingAfterBreak="0">
+    <w:nsid w:val="4E83391E"/>
+    <w:multiLevelType w:val="hybridMultilevel"/>
+    <w:tmpl w:val="8AC63FAC"/>
+    <w:lvl w:ilvl="0" w:tplc="0419000F">
+      <w:start w:val="1"/>
+      <w:numFmt w:val="decimal"/>
+      <w:lvlText w:val="%1."/>
+      <w:lvlJc w:val="left"/>
+      <w:pPr>
+        <w:ind w:left="720" w:hanging="360"/>
+      </w:pPr>
+      <w:rPr>
+        <w:rFonts w:hint="default"/>
+      </w:rPr>
+    </w:lvl>
+    <w:lvl w:ilvl="1" w:tplc="04190019" w:tentative="1">
+      <w:start w:val="1"/>
+      <w:numFmt w:val="lowerLetter"/>
+      <w:lvlText w:val="%2."/>
+      <w:lvlJc w:val="left"/>
+      <w:pPr>
+        <w:ind w:left="1440" w:hanging="360"/>
+      </w:pPr>
+    </w:lvl>
+    <w:lvl w:ilvl="2" w:tplc="0419001B" w:tentative="1">
+      <w:start w:val="1"/>
+      <w:numFmt w:val="lowerRoman"/>
+      <w:lvlText w:val="%3."/>
+      <w:lvlJc w:val="right"/>
+      <w:pPr>
+        <w:ind w:left="2160" w:hanging="180"/>
+      </w:pPr>
+    </w:lvl>
+    <w:lvl w:ilvl="3" w:tplc="0419000F" w:tentative="1">
+      <w:start w:val="1"/>
+      <w:numFmt w:val="decimal"/>
+      <w:lvlText w:val="%4."/>
+      <w:lvlJc w:val="left"/>
+      <w:pPr>
+        <w:ind w:left="2880" w:hanging="360"/>
+      </w:pPr>
+    </w:lvl>
+    <w:lvl w:ilvl="4" w:tplc="04190019" w:tentative="1">
+      <w:start w:val="1"/>
+      <w:numFmt w:val="lowerLetter"/>
+      <w:lvlText w:val="%5."/>
+      <w:lvlJc w:val="left"/>
+      <w:pPr>
+        <w:ind w:left="3600" w:hanging="360"/>
+      </w:pPr>
+    </w:lvl>
+    <w:lvl w:ilvl="5" w:tplc="0419001B" w:tentative="1">
+      <w:start w:val="1"/>
+      <w:numFmt w:val="lowerRoman"/>
+      <w:lvlText w:val="%6."/>
+      <w:lvlJc w:val="right"/>
+      <w:pPr>
+        <w:ind w:left="4320" w:hanging="180"/>
+      </w:pPr>
+    </w:lvl>
+    <w:lvl w:ilvl="6" w:tplc="0419000F" w:tentative="1">
+      <w:start w:val="1"/>
+      <w:numFmt w:val="decimal"/>
+      <w:lvlText w:val="%7."/>
+      <w:lvlJc w:val="left"/>
+      <w:pPr>
+        <w:ind w:left="5040" w:hanging="360"/>
+      </w:pPr>
+    </w:lvl>
+    <w:lvl w:ilvl="7" w:tplc="04190019" w:tentative="1">
+      <w:start w:val="1"/>
+      <w:numFmt w:val="lowerLetter"/>
+      <w:lvlText w:val="%8."/>
+      <w:lvlJc w:val="left"/>
+      <w:pPr>
+        <w:ind w:left="5760" w:hanging="360"/>
+      </w:pPr>
+    </w:lvl>
+    <w:lvl w:ilvl="8" w:tplc="0419001B" w:tentative="1">
+      <w:start w:val="1"/>
+      <w:numFmt w:val="lowerRoman"/>
+      <w:lvlText w:val="%9."/>
+      <w:lvlJc w:val="right"/>
+      <w:pPr>
+        <w:ind w:left="6480" w:hanging="180"/>
+      </w:pPr>
+    </w:lvl>
+  </w:abstractNum>
+  <w:abstractNum w:abstractNumId="4" w15:restartNumberingAfterBreak="0">
     <w:nsid w:val="66E065F8"/>
     <w:multiLevelType w:val="hybridMultilevel"/>
     <w:tmpl w:val="67D4C8FE"/>
@@ -1154,23 +2726,26 @@
       </w:pPr>
     </w:lvl>
   </w:abstractNum>
-  <w:num w:numId="1" w16cid:durableId="1703893138">
-    <w:abstractNumId w:val="3"/>
+  <w:num w:numId="1">
+    <w:abstractNumId w:val="4"/>
   </w:num>
-  <w:num w:numId="2" w16cid:durableId="1977568918">
+  <w:num w:numId="2">
     <w:abstractNumId w:val="2"/>
   </w:num>
-  <w:num w:numId="3" w16cid:durableId="961423721">
+  <w:num w:numId="3">
     <w:abstractNumId w:val="1"/>
   </w:num>
-  <w:num w:numId="4" w16cid:durableId="817164">
+  <w:num w:numId="4">
     <w:abstractNumId w:val="0"/>
+  </w:num>
+  <w:num w:numId="5">
+    <w:abstractNumId w:val="3"/>
   </w:num>
 </w:numbering>
 </file>
 
 <file path=word/styles.xml><?xml version="1.0" encoding="utf-8"?>
-<w:styles xmlns:mc="http://schemas.openxmlformats.org/markup-compatibility/2006" xmlns:r="http://schemas.openxmlformats.org/officeDocument/2006/relationships" xmlns:w="http://schemas.openxmlformats.org/wordprocessingml/2006/main" xmlns:w14="http://schemas.microsoft.com/office/word/2010/wordml" xmlns:w15="http://schemas.microsoft.com/office/word/2012/wordml" xmlns:w16cex="http://schemas.microsoft.com/office/word/2018/wordml/cex" xmlns:w16cid="http://schemas.microsoft.com/office/word/2016/wordml/cid" xmlns:w16="http://schemas.microsoft.com/office/word/2018/wordml" xmlns:w16du="http://schemas.microsoft.com/office/word/2023/wordml/word16du" xmlns:w16sdtdh="http://schemas.microsoft.com/office/word/2020/wordml/sdtdatahash" xmlns:w16sdtfl="http://schemas.microsoft.com/office/word/2024/wordml/sdtformatlock" xmlns:w16se="http://schemas.microsoft.com/office/word/2015/wordml/symex" mc:Ignorable="w14 w15 w16se w16cid w16 w16cex w16sdtdh w16sdtfl w16du">
+<w:styles xmlns:mc="http://schemas.openxmlformats.org/markup-compatibility/2006" xmlns:r="http://schemas.openxmlformats.org/officeDocument/2006/relationships" xmlns:w="http://schemas.openxmlformats.org/wordprocessingml/2006/main" xmlns:w14="http://schemas.microsoft.com/office/word/2010/wordml" xmlns:w15="http://schemas.microsoft.com/office/word/2012/wordml" xmlns:w16cex="http://schemas.microsoft.com/office/word/2018/wordml/cex" xmlns:w16cid="http://schemas.microsoft.com/office/word/2016/wordml/cid" xmlns:w16="http://schemas.microsoft.com/office/word/2018/wordml" xmlns:w16se="http://schemas.microsoft.com/office/word/2015/wordml/symex" mc:Ignorable="w14 w15 w16se w16cid w16 w16cex">
   <w:docDefaults>
     <w:rPrDefault>
       <w:rPr>
